--- a/templates/Hospital Case Study and GL/Hospital Case Study-Guarantee Letter.fixed.docx
+++ b/templates/Hospital Case Study and GL/Hospital Case Study-Guarantee Letter.fixed.docx
@@ -1236,60 +1236,42 @@
         </w:rPr>
         <w:t xml:space="preserve">   </w:t>
       </w:r>
-      <w:r>
-        <w:rPr>
-          <w:b/>
-          <w:bCs/>
+    </w:p>
+    <w:p>
+      <w:pPr>
+        <w:spacing w:after="0"/>
+        <w:rPr>
           <w:sz w:val="10"/>
           <w:szCs w:val="10"/>
         </w:rPr>
-        <w:t>Document URL:</w:t>
-      </w:r>
+      </w:pPr>
       <w:r>
         <w:rPr>
           <w:sz w:val="10"/>
           <w:szCs w:val="10"/>
         </w:rPr>
-        <w:t xml:space="preserve"> {</w:t>
-      </w:r>
-      <w:proofErr w:type="spellStart"/>
+        <w:t xml:space="preserve">   S</w:t>
+      </w:r>
       <w:r>
         <w:rPr>
           <w:sz w:val="10"/>
           <w:szCs w:val="10"/>
         </w:rPr>
-        <w:t>documentVerificationUrl</w:t>
-      </w:r>
-      <w:proofErr w:type="spellEnd"/>
+        <w:t>can the QR code</w:t>
+      </w:r>
       <w:r>
         <w:rPr>
           <w:sz w:val="10"/>
           <w:szCs w:val="10"/>
         </w:rPr>
-        <w:t xml:space="preserve">}   </w:t>
-      </w:r>
-    </w:p>
-    <w:p>
-      <w:pPr>
-        <w:spacing w:after="0"/>
+        <w:t xml:space="preserve"> </w:t>
+      </w:r>
+      <w:r>
         <w:rPr>
           <w:sz w:val="10"/>
           <w:szCs w:val="10"/>
         </w:rPr>
-      </w:pPr>
-      <w:r>
-        <w:rPr>
-          <w:sz w:val="10"/>
-          <w:szCs w:val="10"/>
-        </w:rPr>
-        <w:t xml:space="preserve">   S</w:t>
-      </w:r>
-      <w:r>
-        <w:rPr>
-          <w:sz w:val="10"/>
-          <w:szCs w:val="10"/>
-        </w:rPr>
-        <w:t>can the QR code or open the verification link to confirm authenticity.</w:t>
+        <w:t>to confirm authenticity.</w:t>
       </w:r>
       <w:r>
         <w:rPr>

--- a/templates/Hospital Case Study and GL/Hospital Case Study-Guarantee Letter.fixed.docx
+++ b/templates/Hospital Case Study and GL/Hospital Case Study-Guarantee Letter.fixed.docx
@@ -1,6 +1,6 @@
 
 <file path=word/document.xml><?xml version="1.0" encoding="utf-8"?>
-<w:document xmlns:wpc="http://schemas.microsoft.com/office/word/2010/wordprocessingCanvas" xmlns:cx="http://schemas.microsoft.com/office/drawing/2014/chartex" xmlns:cx1="http://schemas.microsoft.com/office/drawing/2015/9/8/chartex" xmlns:cx2="http://schemas.microsoft.com/office/drawing/2015/10/21/chartex" xmlns:cx3="http://schemas.microsoft.com/office/drawing/2016/5/9/chartex" xmlns:cx4="http://schemas.microsoft.com/office/drawing/2016/5/10/chartex" xmlns:cx5="http://schemas.microsoft.com/office/drawing/2016/5/11/chartex" xmlns:cx6="http://schemas.microsoft.com/office/drawing/2016/5/12/chartex" xmlns:cx7="http://schemas.microsoft.com/office/drawing/2016/5/13/chartex" xmlns:cx8="http://schemas.microsoft.com/office/drawing/2016/5/14/chartex" xmlns:mc="http://schemas.openxmlformats.org/markup-compatibility/2006" xmlns:aink="http://schemas.microsoft.com/office/drawing/2016/ink" xmlns:am3d="http://schemas.microsoft.com/office/drawing/2017/model3d" xmlns:o="urn:schemas-microsoft-com:office:office" xmlns:oel="http://schemas.microsoft.com/office/2019/extlst" xmlns:r="http://schemas.openxmlformats.org/officeDocument/2006/relationships" xmlns:m="http://schemas.openxmlformats.org/officeDocument/2006/math" xmlns:v="urn:schemas-microsoft-com:vml" xmlns:wp14="http://schemas.microsoft.com/office/word/2010/wordprocessingDrawing" xmlns:wp="http://schemas.openxmlformats.org/drawingml/2006/wordprocessingDrawing" xmlns:w10="urn:schemas-microsoft-com:office:word" xmlns:w="http://schemas.openxmlformats.org/wordprocessingml/2006/main" xmlns:w14="http://schemas.microsoft.com/office/word/2010/wordml" xmlns:w15="http://schemas.microsoft.com/office/word/2012/wordml" xmlns:w16cex="http://schemas.microsoft.com/office/word/2018/wordml/cex" xmlns:w16cid="http://schemas.microsoft.com/office/word/2016/wordml/cid" xmlns:w16="http://schemas.microsoft.com/office/word/2018/wordml" xmlns:w16du="http://schemas.microsoft.com/office/word/2023/wordml/word16du" xmlns:w16sdtdh="http://schemas.microsoft.com/office/word/2020/wordml/sdtdatahash" xmlns:w16sdtfl="http://schemas.microsoft.com/office/word/2024/wordml/sdtformatlock" xmlns:w16se="http://schemas.microsoft.com/office/word/2015/wordml/symex" xmlns:wpg="http://schemas.microsoft.com/office/word/2010/wordprocessingGroup" xmlns:wpi="http://schemas.microsoft.com/office/word/2010/wordprocessingInk" xmlns:wne="http://schemas.microsoft.com/office/word/2006/wordml" xmlns:wps="http://schemas.microsoft.com/office/word/2010/wordprocessingShape" mc:Ignorable="w14 w15 w16se w16cid w16 w16cex w16sdtdh w16sdtfl w16du wp14">
+<w:document xmlns:wpc="http://schemas.microsoft.com/office/word/2010/wordprocessingCanvas" xmlns:cx="http://schemas.microsoft.com/office/drawing/2014/chartex" xmlns:cx1="http://schemas.microsoft.com/office/drawing/2015/9/8/chartex" xmlns:cx2="http://schemas.microsoft.com/office/drawing/2015/10/21/chartex" xmlns:cx3="http://schemas.microsoft.com/office/drawing/2016/5/9/chartex" xmlns:cx4="http://schemas.microsoft.com/office/drawing/2016/5/10/chartex" xmlns:cx5="http://schemas.microsoft.com/office/drawing/2016/5/11/chartex" xmlns:cx6="http://schemas.microsoft.com/office/drawing/2016/5/12/chartex" xmlns:cx7="http://schemas.microsoft.com/office/drawing/2016/5/13/chartex" xmlns:cx8="http://schemas.microsoft.com/office/drawing/2016/5/14/chartex" xmlns:mc="http://schemas.openxmlformats.org/markup-compatibility/2006" xmlns:aink="http://schemas.microsoft.com/office/drawing/2016/ink" xmlns:am3d="http://schemas.microsoft.com/office/drawing/2017/model3d" xmlns:o="urn:schemas-microsoft-com:office:office" xmlns:oel="http://schemas.microsoft.com/office/2019/extlst" xmlns:r="http://schemas.openxmlformats.org/officeDocument/2006/relationships" xmlns:m="http://schemas.openxmlformats.org/officeDocument/2006/math" xmlns:v="urn:schemas-microsoft-com:vml" xmlns:wp14="http://schemas.microsoft.com/office/word/2010/wordprocessingDrawing" xmlns:wp="http://schemas.openxmlformats.org/drawingml/2006/wordprocessingDrawing" xmlns:w10="urn:schemas-microsoft-com:office:word" xmlns:w="http://schemas.openxmlformats.org/wordprocessingml/2006/main" xmlns:w14="http://schemas.microsoft.com/office/word/2010/wordml" xmlns:w15="http://schemas.microsoft.com/office/word/2012/wordml" xmlns:w16cei="http://schemas.microsoft.com/office/word/2026/wordml/cei" xmlns:w16cex="http://schemas.microsoft.com/office/word/2018/wordml/cex" xmlns:w16cid="http://schemas.microsoft.com/office/word/2016/wordml/cid" xmlns:w16="http://schemas.microsoft.com/office/word/2018/wordml" xmlns:w16du="http://schemas.microsoft.com/office/word/2023/wordml/word16du" xmlns:w16sdtdh="http://schemas.microsoft.com/office/word/2020/wordml/sdtdatahash" xmlns:w16sdtfl="http://schemas.microsoft.com/office/word/2024/wordml/sdtformatlock" xmlns:w16se="http://schemas.microsoft.com/office/word/2015/wordml/symex" xmlns:wpg="http://schemas.microsoft.com/office/word/2010/wordprocessingGroup" xmlns:wpi="http://schemas.microsoft.com/office/word/2010/wordprocessingInk" xmlns:wne="http://schemas.microsoft.com/office/word/2006/wordml" xmlns:wps="http://schemas.microsoft.com/office/word/2010/wordprocessingShape" mc:Ignorable="w14 w15 w16se w16cid w16 w16cex w16sdtdh w16sdtfl w16du wp14">
   <w:body>
     <w:p>
       <w:pPr>
@@ -938,11 +938,82 @@
         <w:spacing w:after="0"/>
         <w:rPr>
           <w:rFonts w:ascii="Arial" w:hAnsi="Arial" w:cs="Arial"/>
-          <w:b/>
           <w:sz w:val="24"/>
           <w:szCs w:val="24"/>
         </w:rPr>
       </w:pPr>
+      <w:r>
+        <w:rPr>
+          <w:rFonts w:ascii="Arial" w:hAnsi="Arial" w:cs="Arial"/>
+          <w:b/>
+          <w:noProof/>
+          <w:u w:val="single"/>
+        </w:rPr>
+        <mc:AlternateContent>
+          <mc:Choice Requires="wps">
+            <w:drawing>
+              <wp:anchor distT="0" distB="0" distL="114300" distR="114300" simplePos="0" relativeHeight="251659264" behindDoc="0" locked="0" layoutInCell="1" allowOverlap="1" wp14:anchorId="3A05901D" wp14:editId="4B864683">
+                <wp:simplePos x="0" y="0"/>
+                <wp:positionH relativeFrom="column">
+                  <wp:posOffset>3525879</wp:posOffset>
+                </wp:positionH>
+                <wp:positionV relativeFrom="paragraph">
+                  <wp:posOffset>4846</wp:posOffset>
+                </wp:positionV>
+                <wp:extent cx="1971040" cy="0"/>
+                <wp:effectExtent l="0" t="0" r="0" b="0"/>
+                <wp:wrapNone/>
+                <wp:docPr id="1707735214" name="Straight Connector 2"/>
+                <wp:cNvGraphicFramePr/>
+                <a:graphic xmlns:a="http://schemas.openxmlformats.org/drawingml/2006/main">
+                  <a:graphicData uri="http://schemas.microsoft.com/office/word/2010/wordprocessingShape">
+                    <wps:wsp>
+                      <wps:cNvCnPr/>
+                      <wps:spPr>
+                        <a:xfrm flipV="1">
+                          <a:off x="0" y="0"/>
+                          <a:ext cx="1971040" cy="0"/>
+                        </a:xfrm>
+                        <a:prstGeom prst="line">
+                          <a:avLst/>
+                        </a:prstGeom>
+                      </wps:spPr>
+                      <wps:style>
+                        <a:lnRef idx="1">
+                          <a:schemeClr val="dk1"/>
+                        </a:lnRef>
+                        <a:fillRef idx="0">
+                          <a:schemeClr val="dk1"/>
+                        </a:fillRef>
+                        <a:effectRef idx="0">
+                          <a:schemeClr val="dk1"/>
+                        </a:effectRef>
+                        <a:fontRef idx="minor">
+                          <a:schemeClr val="tx1"/>
+                        </a:fontRef>
+                      </wps:style>
+                      <wps:bodyPr/>
+                    </wps:wsp>
+                  </a:graphicData>
+                </a:graphic>
+                <wp14:sizeRelH relativeFrom="margin">
+                  <wp14:pctWidth>0</wp14:pctWidth>
+                </wp14:sizeRelH>
+                <wp14:sizeRelV relativeFrom="margin">
+                  <wp14:pctHeight>0</wp14:pctHeight>
+                </wp14:sizeRelV>
+              </wp:anchor>
+            </w:drawing>
+          </mc:Choice>
+          <mc:Fallback>
+            <w:pict>
+              <v:line w14:anchorId="62B3656C" id="Straight Connector 2" o:spid="_x0000_s1026" style="position:absolute;flip:y;z-index:251659264;visibility:visible;mso-wrap-style:square;mso-width-percent:0;mso-height-percent:0;mso-wrap-distance-left:9pt;mso-wrap-distance-top:0;mso-wrap-distance-right:9pt;mso-wrap-distance-bottom:0;mso-position-horizontal:absolute;mso-position-horizontal-relative:text;mso-position-vertical:absolute;mso-position-vertical-relative:text;mso-width-percent:0;mso-height-percent:0;mso-width-relative:margin;mso-height-relative:margin" from="277.65pt,.4pt" to="432.85pt,.4pt" o:gfxdata="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" strokecolor="black [3200]" strokeweight=".5pt">
+                <v:stroke joinstyle="miter"/>
+              </v:line>
+            </w:pict>
+          </mc:Fallback>
+        </mc:AlternateContent>
+      </w:r>
       <w:r>
         <w:rPr>
           <w:rFonts w:ascii="Arial" w:hAnsi="Arial" w:cs="Arial"/>
@@ -954,6 +1025,7 @@
         <w:t>{</w:t>
       </w:r>
       <w:proofErr w:type="spellStart"/>
+      <w:proofErr w:type="gramStart"/>
       <w:r>
         <w:rPr>
           <w:rFonts w:ascii="Arial" w:hAnsi="Arial" w:cs="Arial"/>
@@ -973,25 +1045,138 @@
           <w:szCs w:val="24"/>
           <w:u w:val="single"/>
         </w:rPr>
-        <w:t xml:space="preserve">}                                                                      </w:t>
-      </w:r>
-    </w:p>
-    <w:p>
-      <w:pPr>
-        <w:spacing w:after="0"/>
-        <w:rPr>
-          <w:rFonts w:ascii="Arial" w:hAnsi="Arial" w:cs="Arial"/>
+        <w:t>}</w:t>
+      </w:r>
+      <w:r>
+        <w:rPr>
+          <w:rFonts w:ascii="Arial" w:hAnsi="Arial" w:cs="Arial"/>
+          <w:b/>
           <w:sz w:val="24"/>
           <w:szCs w:val="24"/>
         </w:rPr>
-      </w:pPr>
-      <w:r>
-        <w:rPr>
-          <w:rFonts w:ascii="Arial" w:hAnsi="Arial" w:cs="Arial"/>
+        <w:t xml:space="preserve">   </w:t>
+      </w:r>
+      <w:proofErr w:type="gramEnd"/>
+      <w:r>
+        <w:rPr>
+          <w:rFonts w:ascii="Arial" w:hAnsi="Arial" w:cs="Arial"/>
+          <w:b/>
           <w:sz w:val="24"/>
           <w:szCs w:val="24"/>
         </w:rPr>
-        <w:t xml:space="preserve">{relationship}                                                                            </w:t>
+        <w:t xml:space="preserve">                  </w:t>
+      </w:r>
+      <w:r>
+        <w:rPr>
+          <w:rFonts w:ascii="Arial" w:hAnsi="Arial" w:cs="Arial"/>
+          <w:b/>
+          <w:sz w:val="24"/>
+          <w:szCs w:val="24"/>
+        </w:rPr>
+        <w:t xml:space="preserve">                                 </w:t>
+      </w:r>
+      <w:r>
+        <w:rPr>
+          <w:rFonts w:ascii="Arial" w:hAnsi="Arial" w:cs="Arial"/>
+          <w:sz w:val="24"/>
+          <w:szCs w:val="24"/>
+        </w:rPr>
+        <w:t>Signature over Printed Name</w:t>
+      </w:r>
+    </w:p>
+    <w:p>
+      <w:pPr>
+        <w:spacing w:after="0"/>
+        <w:rPr>
+          <w:rFonts w:ascii="Arial" w:hAnsi="Arial" w:cs="Arial"/>
+          <w:sz w:val="24"/>
+          <w:szCs w:val="24"/>
+        </w:rPr>
+      </w:pPr>
+      <w:r>
+        <w:rPr>
+          <w:rFonts w:ascii="Arial" w:hAnsi="Arial" w:cs="Arial"/>
+          <w:sz w:val="24"/>
+          <w:szCs w:val="24"/>
+        </w:rPr>
+        <w:t xml:space="preserve">{relationship}                                                            </w:t>
+      </w:r>
+      <w:r>
+        <w:rPr>
+          <w:rFonts w:ascii="Arial" w:hAnsi="Arial" w:cs="Arial"/>
+          <w:sz w:val="24"/>
+          <w:szCs w:val="24"/>
+        </w:rPr>
+        <w:t xml:space="preserve"> </w:t>
+      </w:r>
+      <w:r>
+        <w:rPr>
+          <w:rFonts w:ascii="Arial" w:hAnsi="Arial" w:cs="Arial"/>
+          <w:sz w:val="24"/>
+          <w:szCs w:val="24"/>
+        </w:rPr>
+        <w:t xml:space="preserve">(Representative of the </w:t>
+      </w:r>
+      <w:r>
+        <w:rPr>
+          <w:rFonts w:ascii="Arial" w:hAnsi="Arial" w:cs="Arial"/>
+          <w:sz w:val="24"/>
+          <w:szCs w:val="24"/>
+        </w:rPr>
+        <w:t>Hospital</w:t>
+      </w:r>
+      <w:r>
+        <w:rPr>
+          <w:rFonts w:ascii="Arial" w:hAnsi="Arial" w:cs="Arial"/>
+          <w:sz w:val="24"/>
+          <w:szCs w:val="24"/>
+        </w:rPr>
+        <w:t xml:space="preserve">)                                                                                                                                                                                                                                                                                                                                                                                                                                                                                                                                                                                                                                                                                                                                                                                                                                                                                                                                                                                                                                                                                                                                                                                                                                                                                                                                                                                                                                                                                                                                                                                                                                                                                                                                                                                                                                                                                                                                                                                                                                                                                                                                                                                                                                                                                                                                                                                                                                                                                                                                                                                                                                                                                                                                                                                                                                                                                                                                                                                                                                                                                                                                                                                                                                                                                                                                                                                                                                                                                                                                                                                                                                                                                                                                                                                                                                                                                                                                                                                                                                                                                                                                                                                                                                                                                                                                                                                                                                                                                                                                                                                                                                                                                                                                                                                                                                                                                                                                                                                                                                                                                                                                                                                                                                                                                                                                                                                                                                                                                                                                                                                                                                                                                                                                                                                                                                                                                                                                                                                                                                                                                                                                                                                                                                                                                                                                                                                                                                                                                                                                                                                                                                                                                                                                                                                                                                                                                                                                                                                                                                                                                                                                                                                                                                                                                                                                                                                                                                                                                                                                                                                                                                                                                                                                                                                                                                                                                                                                                                                                                                                                                                                                                                                                                                                                                                                                                                                                                                                                                                                                                                                                                                                                                                                                                                                                                                                                                                                                                                                                                                                                                                                                                                                                                                                                                                                                                                                                                                                                                                                                                                                                                                                                                                                                                                                                                                                                                                                                                                                                                                                                                                                                                                                                                                                                                                                                                                                                                                                                                                                                                                                                                                                                                                                                                                                                                                                                                                                                                                                                                                                                                                                                                                                                                                                                                                                                                                                                                                                                                                                                                                                                                                                                                                                                                                                                                                                                                                                                                                                                                                                                                                                                                                                                                                                                                                                                                                                                                                                                                                                                                                                                                                                                                                                                                                                                                                                                                                                                                                                                                                                                                                                               </w:t>
+      </w:r>
+      <w:r>
+        <w:rPr>
+          <w:rFonts w:ascii="Arial" w:hAnsi="Arial" w:cs="Arial"/>
+          <w:sz w:val="24"/>
+          <w:szCs w:val="24"/>
+        </w:rPr>
+        <w:t xml:space="preserve">             </w:t>
+      </w:r>
+    </w:p>
+    <w:p>
+      <w:pPr>
+        <w:pStyle w:val="NoSpacing"/>
+        <w:rPr>
+          <w:rFonts w:ascii="Arial" w:hAnsi="Arial" w:cs="Arial"/>
+          <w:b/>
+        </w:rPr>
+      </w:pPr>
+      <w:r>
+        <w:rPr>
+          <w:rFonts w:ascii="Arial" w:hAnsi="Arial" w:cs="Arial"/>
+          <w:sz w:val="24"/>
+          <w:szCs w:val="24"/>
+        </w:rPr>
+        <w:t xml:space="preserve">                                                                                     </w:t>
+      </w:r>
+    </w:p>
+    <w:p>
+      <w:pPr>
+        <w:spacing w:after="0"/>
+        <w:rPr>
+          <w:rFonts w:ascii="Arial" w:hAnsi="Arial" w:cs="Arial"/>
+          <w:b/>
+          <w:sz w:val="24"/>
+          <w:szCs w:val="24"/>
+        </w:rPr>
+      </w:pPr>
+      <w:r>
+        <w:rPr>
+          <w:rFonts w:ascii="Arial" w:hAnsi="Arial" w:cs="Arial"/>
+          <w:b/>
+          <w:sz w:val="24"/>
+          <w:szCs w:val="24"/>
+        </w:rPr>
+        <w:t xml:space="preserve">                                                 </w:t>
       </w:r>
     </w:p>
     <w:p>
@@ -1000,59 +1185,9 @@
         <w:ind w:left="5760"/>
         <w:rPr>
           <w:rFonts w:ascii="Arial" w:hAnsi="Arial" w:cs="Arial"/>
-          <w:sz w:val="24"/>
-          <w:szCs w:val="24"/>
-        </w:rPr>
-      </w:pPr>
-      <w:r>
-        <w:rPr>
-          <w:rFonts w:ascii="Arial" w:hAnsi="Arial" w:cs="Arial"/>
-          <w:sz w:val="24"/>
-          <w:szCs w:val="24"/>
-        </w:rPr>
-        <w:t xml:space="preserve"> Signature over Printed Name</w:t>
-      </w:r>
-    </w:p>
-    <w:p>
-      <w:pPr>
-        <w:pStyle w:val="NoSpacing"/>
-        <w:rPr>
-          <w:rFonts w:ascii="Arial" w:hAnsi="Arial" w:cs="Arial"/>
-          <w:b/>
-        </w:rPr>
-      </w:pPr>
-      <w:r>
-        <w:rPr>
-          <w:rFonts w:ascii="Arial" w:hAnsi="Arial" w:cs="Arial"/>
-          <w:sz w:val="24"/>
-          <w:szCs w:val="24"/>
-        </w:rPr>
-        <w:t xml:space="preserve">                                                                                      </w:t>
-      </w:r>
-      <w:r>
-        <w:rPr>
-          <w:rFonts w:ascii="Arial" w:hAnsi="Arial" w:cs="Arial"/>
-          <w:sz w:val="24"/>
-          <w:szCs w:val="24"/>
-        </w:rPr>
-        <w:t xml:space="preserve">(Representative of the </w:t>
-      </w:r>
-      <w:r>
-        <w:rPr>
-          <w:rFonts w:ascii="Arial" w:hAnsi="Arial" w:cs="Arial"/>
-          <w:sz w:val="24"/>
-          <w:szCs w:val="24"/>
-        </w:rPr>
-        <w:t>Hospital</w:t>
-      </w:r>
-      <w:r>
-        <w:rPr>
-          <w:rFonts w:ascii="Arial" w:hAnsi="Arial" w:cs="Arial"/>
-          <w:sz w:val="24"/>
-          <w:szCs w:val="24"/>
-        </w:rPr>
-        <w:t xml:space="preserve">)                                                                                                                                                                                                                                                                                                                                                                                                                                                                                                                                                                                                                                                                                                                                                                                                                                                                                                                                                                                                                                                                                                                                                                                                                                                                                                                                                                                                                                                                                                                                                                                                                                                                                                                                                                                                                                                                                                                                                                                                                                                                                                                                                                                                                                                                                                                                                                                                                                                                                                                                                                                                                                                                                                                                                                                                                                                                                                                                                                                                                                                                                                                                                                                                                                                                                                                                                                                                                                                                                                                                                                                                                                                                                                                                                                                                                                                                                                                                                                                                                                                                                                                                                                                                                                                                                                                                                                                                                                                                                                                                                                                                                                                                                                                                                                                                                                                                                                                                                                                                                                                                                                                                                                                                                                                                                                                                                                                                                                                                                                                                                                                                                                                                                                                                                                                                                                                                                                                                                                                                                                                                                                                                                                                                                                                                                                                                                                                                                                                                                                                                                                                                                                                                                                                                                                                                                                                                                                                                                                                                                                                                                                                                                                                                                                                                                                                                                                                                                                                                                                                                                                                                                                                                                                                                                                                                                                                                                                                                                                                                                                                                                                                                                                                                                                                                                                                                                                                                                                                                                                                                                                                                                                                                                                                                                                                                                                                                                                                                                                                                                                                                                                                                                                                                                                                                                                                                                                                                                                                                                                                                                                                                                                                                                                                                                                                                                                                                                                                                                                                                                                                                                                                                                                                                                                                                                                                                                                                                                                                                                                                                                                                                                                                                                                                                                                                                                                                                                                                                                                                                                                                                                                                                                                                                                                                                                                                                                                                                                                                                                                                                                                                                                                                                                                                                                                                                                                                                                                                                                                                                                                                                                                                                                                                                                                                                                                                                                                                                                                                                                                                                                                                                                                                                                                                                                                                                                                                                                                                                                                                                                                                                                                                               </w:t>
-      </w:r>
+          <w:b/>
+        </w:rPr>
+      </w:pPr>
     </w:p>
     <w:p>
       <w:pPr>
@@ -1184,8 +1319,40 @@
           <w:sz w:val="10"/>
           <w:szCs w:val="10"/>
         </w:rPr>
-        <w:t xml:space="preserve">   </w:t>
-      </w:r>
+        <w:t>Verification Code:</w:t>
+      </w:r>
+      <w:r>
+        <w:rPr>
+          <w:sz w:val="10"/>
+          <w:szCs w:val="10"/>
+        </w:rPr>
+        <w:t xml:space="preserve"> {</w:t>
+      </w:r>
+      <w:proofErr w:type="spellStart"/>
+      <w:r>
+        <w:rPr>
+          <w:sz w:val="10"/>
+          <w:szCs w:val="10"/>
+        </w:rPr>
+        <w:t>documentVerificationCode</w:t>
+      </w:r>
+      <w:proofErr w:type="spellEnd"/>
+      <w:r>
+        <w:rPr>
+          <w:sz w:val="10"/>
+          <w:szCs w:val="10"/>
+        </w:rPr>
+        <w:t>}</w:t>
+      </w:r>
+    </w:p>
+    <w:p>
+      <w:pPr>
+        <w:spacing w:after="0"/>
+        <w:rPr>
+          <w:sz w:val="10"/>
+          <w:szCs w:val="10"/>
+        </w:rPr>
+      </w:pPr>
       <w:r>
         <w:rPr>
           <w:b/>
@@ -1193,64 +1360,23 @@
           <w:sz w:val="10"/>
           <w:szCs w:val="10"/>
         </w:rPr>
-        <w:t>Verification Code:</w:t>
-      </w:r>
-      <w:r>
+        <w:t xml:space="preserve">   </w:t>
+      </w:r>
+    </w:p>
+    <w:p>
+      <w:pPr>
+        <w:spacing w:after="0"/>
         <w:rPr>
           <w:sz w:val="10"/>
           <w:szCs w:val="10"/>
         </w:rPr>
-        <w:t xml:space="preserve"> {</w:t>
-      </w:r>
-      <w:proofErr w:type="spellStart"/>
+      </w:pPr>
       <w:r>
         <w:rPr>
           <w:sz w:val="10"/>
           <w:szCs w:val="10"/>
         </w:rPr>
-        <w:t>documentVerificationCode</w:t>
-      </w:r>
-      <w:proofErr w:type="spellEnd"/>
-      <w:r>
-        <w:rPr>
-          <w:sz w:val="10"/>
-          <w:szCs w:val="10"/>
-        </w:rPr>
-        <w:t>}</w:t>
-      </w:r>
-    </w:p>
-    <w:p>
-      <w:pPr>
-        <w:spacing w:after="0"/>
-        <w:rPr>
-          <w:sz w:val="10"/>
-          <w:szCs w:val="10"/>
-        </w:rPr>
-      </w:pPr>
-      <w:r>
-        <w:rPr>
-          <w:b/>
-          <w:bCs/>
-          <w:sz w:val="10"/>
-          <w:szCs w:val="10"/>
-        </w:rPr>
-        <w:t xml:space="preserve">   </w:t>
-      </w:r>
-    </w:p>
-    <w:p>
-      <w:pPr>
-        <w:spacing w:after="0"/>
-        <w:rPr>
-          <w:sz w:val="10"/>
-          <w:szCs w:val="10"/>
-        </w:rPr>
-      </w:pPr>
-      <w:r>
-        <w:rPr>
-          <w:sz w:val="10"/>
-          <w:szCs w:val="10"/>
-        </w:rPr>
-        <w:t xml:space="preserve">   S</w:t>
+        <w:t>S</w:t>
       </w:r>
       <w:r>
         <w:rPr>
@@ -1314,7 +1440,7 @@
 </file>
 
 <file path=word/endnotes.xml><?xml version="1.0" encoding="utf-8"?>
-<w:endnotes xmlns:wpc="http://schemas.microsoft.com/office/word/2010/wordprocessingCanvas" xmlns:cx="http://schemas.microsoft.com/office/drawing/2014/chartex" xmlns:cx1="http://schemas.microsoft.com/office/drawing/2015/9/8/chartex" xmlns:cx2="http://schemas.microsoft.com/office/drawing/2015/10/21/chartex" xmlns:cx3="http://schemas.microsoft.com/office/drawing/2016/5/9/chartex" xmlns:cx4="http://schemas.microsoft.com/office/drawing/2016/5/10/chartex" xmlns:cx5="http://schemas.microsoft.com/office/drawing/2016/5/11/chartex" xmlns:cx6="http://schemas.microsoft.com/office/drawing/2016/5/12/chartex" xmlns:cx7="http://schemas.microsoft.com/office/drawing/2016/5/13/chartex" xmlns:cx8="http://schemas.microsoft.com/office/drawing/2016/5/14/chartex" xmlns:mc="http://schemas.openxmlformats.org/markup-compatibility/2006" xmlns:aink="http://schemas.microsoft.com/office/drawing/2016/ink" xmlns:am3d="http://schemas.microsoft.com/office/drawing/2017/model3d" xmlns:o="urn:schemas-microsoft-com:office:office" xmlns:oel="http://schemas.microsoft.com/office/2019/extlst" xmlns:r="http://schemas.openxmlformats.org/officeDocument/2006/relationships" xmlns:m="http://schemas.openxmlformats.org/officeDocument/2006/math" xmlns:v="urn:schemas-microsoft-com:vml" xmlns:wp14="http://schemas.microsoft.com/office/word/2010/wordprocessingDrawing" xmlns:wp="http://schemas.openxmlformats.org/drawingml/2006/wordprocessingDrawing" xmlns:w10="urn:schemas-microsoft-com:office:word" xmlns:w="http://schemas.openxmlformats.org/wordprocessingml/2006/main" xmlns:w14="http://schemas.microsoft.com/office/word/2010/wordml" xmlns:w15="http://schemas.microsoft.com/office/word/2012/wordml" xmlns:w16cex="http://schemas.microsoft.com/office/word/2018/wordml/cex" xmlns:w16cid="http://schemas.microsoft.com/office/word/2016/wordml/cid" xmlns:w16="http://schemas.microsoft.com/office/word/2018/wordml" xmlns:w16du="http://schemas.microsoft.com/office/word/2023/wordml/word16du" xmlns:w16sdtdh="http://schemas.microsoft.com/office/word/2020/wordml/sdtdatahash" xmlns:w16sdtfl="http://schemas.microsoft.com/office/word/2024/wordml/sdtformatlock" xmlns:w16se="http://schemas.microsoft.com/office/word/2015/wordml/symex" xmlns:wpg="http://schemas.microsoft.com/office/word/2010/wordprocessingGroup" xmlns:wpi="http://schemas.microsoft.com/office/word/2010/wordprocessingInk" xmlns:wne="http://schemas.microsoft.com/office/word/2006/wordml" xmlns:wps="http://schemas.microsoft.com/office/word/2010/wordprocessingShape" mc:Ignorable="w14 w15 w16se w16cid w16 w16cex w16sdtdh w16sdtfl w16du wp14">
+<w:endnotes xmlns:wpc="http://schemas.microsoft.com/office/word/2010/wordprocessingCanvas" xmlns:cx="http://schemas.microsoft.com/office/drawing/2014/chartex" xmlns:cx1="http://schemas.microsoft.com/office/drawing/2015/9/8/chartex" xmlns:cx2="http://schemas.microsoft.com/office/drawing/2015/10/21/chartex" xmlns:cx3="http://schemas.microsoft.com/office/drawing/2016/5/9/chartex" xmlns:cx4="http://schemas.microsoft.com/office/drawing/2016/5/10/chartex" xmlns:cx5="http://schemas.microsoft.com/office/drawing/2016/5/11/chartex" xmlns:cx6="http://schemas.microsoft.com/office/drawing/2016/5/12/chartex" xmlns:cx7="http://schemas.microsoft.com/office/drawing/2016/5/13/chartex" xmlns:cx8="http://schemas.microsoft.com/office/drawing/2016/5/14/chartex" xmlns:mc="http://schemas.openxmlformats.org/markup-compatibility/2006" xmlns:aink="http://schemas.microsoft.com/office/drawing/2016/ink" xmlns:am3d="http://schemas.microsoft.com/office/drawing/2017/model3d" xmlns:o="urn:schemas-microsoft-com:office:office" xmlns:oel="http://schemas.microsoft.com/office/2019/extlst" xmlns:r="http://schemas.openxmlformats.org/officeDocument/2006/relationships" xmlns:m="http://schemas.openxmlformats.org/officeDocument/2006/math" xmlns:v="urn:schemas-microsoft-com:vml" xmlns:wp14="http://schemas.microsoft.com/office/word/2010/wordprocessingDrawing" xmlns:wp="http://schemas.openxmlformats.org/drawingml/2006/wordprocessingDrawing" xmlns:w10="urn:schemas-microsoft-com:office:word" xmlns:w="http://schemas.openxmlformats.org/wordprocessingml/2006/main" xmlns:w14="http://schemas.microsoft.com/office/word/2010/wordml" xmlns:w15="http://schemas.microsoft.com/office/word/2012/wordml" xmlns:w16cei="http://schemas.microsoft.com/office/word/2026/wordml/cei" xmlns:w16cex="http://schemas.microsoft.com/office/word/2018/wordml/cex" xmlns:w16cid="http://schemas.microsoft.com/office/word/2016/wordml/cid" xmlns:w16="http://schemas.microsoft.com/office/word/2018/wordml" xmlns:w16du="http://schemas.microsoft.com/office/word/2023/wordml/word16du" xmlns:w16sdtdh="http://schemas.microsoft.com/office/word/2020/wordml/sdtdatahash" xmlns:w16sdtfl="http://schemas.microsoft.com/office/word/2024/wordml/sdtformatlock" xmlns:w16se="http://schemas.microsoft.com/office/word/2015/wordml/symex" xmlns:wpg="http://schemas.microsoft.com/office/word/2010/wordprocessingGroup" xmlns:wpi="http://schemas.microsoft.com/office/word/2010/wordprocessingInk" xmlns:wne="http://schemas.microsoft.com/office/word/2006/wordml" xmlns:wps="http://schemas.microsoft.com/office/word/2010/wordprocessingShape" mc:Ignorable="w14 w15 w16se w16cid w16 w16cex w16sdtdh w16sdtfl w16du wp14">
   <w:endnote w:type="separator" w:id="-1">
     <w:p>
       <w:pPr>
@@ -1339,7 +1465,7 @@
 </file>
 
 <file path=word/footer1.xml><?xml version="1.0" encoding="utf-8"?>
-<w:ftr xmlns:wpc="http://schemas.microsoft.com/office/word/2010/wordprocessingCanvas" xmlns:cx="http://schemas.microsoft.com/office/drawing/2014/chartex" xmlns:cx1="http://schemas.microsoft.com/office/drawing/2015/9/8/chartex" xmlns:cx2="http://schemas.microsoft.com/office/drawing/2015/10/21/chartex" xmlns:cx3="http://schemas.microsoft.com/office/drawing/2016/5/9/chartex" xmlns:cx4="http://schemas.microsoft.com/office/drawing/2016/5/10/chartex" xmlns:cx5="http://schemas.microsoft.com/office/drawing/2016/5/11/chartex" xmlns:cx6="http://schemas.microsoft.com/office/drawing/2016/5/12/chartex" xmlns:cx7="http://schemas.microsoft.com/office/drawing/2016/5/13/chartex" xmlns:cx8="http://schemas.microsoft.com/office/drawing/2016/5/14/chartex" xmlns:mc="http://schemas.openxmlformats.org/markup-compatibility/2006" xmlns:aink="http://schemas.microsoft.com/office/drawing/2016/ink" xmlns:am3d="http://schemas.microsoft.com/office/drawing/2017/model3d" xmlns:o="urn:schemas-microsoft-com:office:office" xmlns:oel="http://schemas.microsoft.com/office/2019/extlst" xmlns:r="http://schemas.openxmlformats.org/officeDocument/2006/relationships" xmlns:m="http://schemas.openxmlformats.org/officeDocument/2006/math" xmlns:v="urn:schemas-microsoft-com:vml" xmlns:wp14="http://schemas.microsoft.com/office/word/2010/wordprocessingDrawing" xmlns:wp="http://schemas.openxmlformats.org/drawingml/2006/wordprocessingDrawing" xmlns:w10="urn:schemas-microsoft-com:office:word" xmlns:w="http://schemas.openxmlformats.org/wordprocessingml/2006/main" xmlns:w14="http://schemas.microsoft.com/office/word/2010/wordml" xmlns:w15="http://schemas.microsoft.com/office/word/2012/wordml" xmlns:w16cex="http://schemas.microsoft.com/office/word/2018/wordml/cex" xmlns:w16cid="http://schemas.microsoft.com/office/word/2016/wordml/cid" xmlns:w16="http://schemas.microsoft.com/office/word/2018/wordml" xmlns:w16du="http://schemas.microsoft.com/office/word/2023/wordml/word16du" xmlns:w16sdtdh="http://schemas.microsoft.com/office/word/2020/wordml/sdtdatahash" xmlns:w16sdtfl="http://schemas.microsoft.com/office/word/2024/wordml/sdtformatlock" xmlns:w16se="http://schemas.microsoft.com/office/word/2015/wordml/symex" xmlns:wpg="http://schemas.microsoft.com/office/word/2010/wordprocessingGroup" xmlns:wpi="http://schemas.microsoft.com/office/word/2010/wordprocessingInk" xmlns:wne="http://schemas.microsoft.com/office/word/2006/wordml" xmlns:wps="http://schemas.microsoft.com/office/word/2010/wordprocessingShape" mc:Ignorable="w14 w15 w16se w16cid w16 w16cex w16sdtdh w16sdtfl w16du wp14">
+<w:ftr xmlns:wpc="http://schemas.microsoft.com/office/word/2010/wordprocessingCanvas" xmlns:cx="http://schemas.microsoft.com/office/drawing/2014/chartex" xmlns:cx1="http://schemas.microsoft.com/office/drawing/2015/9/8/chartex" xmlns:cx2="http://schemas.microsoft.com/office/drawing/2015/10/21/chartex" xmlns:cx3="http://schemas.microsoft.com/office/drawing/2016/5/9/chartex" xmlns:cx4="http://schemas.microsoft.com/office/drawing/2016/5/10/chartex" xmlns:cx5="http://schemas.microsoft.com/office/drawing/2016/5/11/chartex" xmlns:cx6="http://schemas.microsoft.com/office/drawing/2016/5/12/chartex" xmlns:cx7="http://schemas.microsoft.com/office/drawing/2016/5/13/chartex" xmlns:cx8="http://schemas.microsoft.com/office/drawing/2016/5/14/chartex" xmlns:mc="http://schemas.openxmlformats.org/markup-compatibility/2006" xmlns:aink="http://schemas.microsoft.com/office/drawing/2016/ink" xmlns:am3d="http://schemas.microsoft.com/office/drawing/2017/model3d" xmlns:o="urn:schemas-microsoft-com:office:office" xmlns:oel="http://schemas.microsoft.com/office/2019/extlst" xmlns:r="http://schemas.openxmlformats.org/officeDocument/2006/relationships" xmlns:m="http://schemas.openxmlformats.org/officeDocument/2006/math" xmlns:v="urn:schemas-microsoft-com:vml" xmlns:wp14="http://schemas.microsoft.com/office/word/2010/wordprocessingDrawing" xmlns:wp="http://schemas.openxmlformats.org/drawingml/2006/wordprocessingDrawing" xmlns:w10="urn:schemas-microsoft-com:office:word" xmlns:w="http://schemas.openxmlformats.org/wordprocessingml/2006/main" xmlns:w14="http://schemas.microsoft.com/office/word/2010/wordml" xmlns:w15="http://schemas.microsoft.com/office/word/2012/wordml" xmlns:w16cei="http://schemas.microsoft.com/office/word/2026/wordml/cei" xmlns:w16cex="http://schemas.microsoft.com/office/word/2018/wordml/cex" xmlns:w16cid="http://schemas.microsoft.com/office/word/2016/wordml/cid" xmlns:w16="http://schemas.microsoft.com/office/word/2018/wordml" xmlns:w16du="http://schemas.microsoft.com/office/word/2023/wordml/word16du" xmlns:w16sdtdh="http://schemas.microsoft.com/office/word/2020/wordml/sdtdatahash" xmlns:w16sdtfl="http://schemas.microsoft.com/office/word/2024/wordml/sdtformatlock" xmlns:w16se="http://schemas.microsoft.com/office/word/2015/wordml/symex" xmlns:wpg="http://schemas.microsoft.com/office/word/2010/wordprocessingGroup" xmlns:wpi="http://schemas.microsoft.com/office/word/2010/wordprocessingInk" xmlns:wne="http://schemas.microsoft.com/office/word/2006/wordml" xmlns:wps="http://schemas.microsoft.com/office/word/2010/wordprocessingShape" mc:Ignorable="w14 w15 w16se w16cid w16 w16cex w16sdtdh w16sdtfl w16du wp14">
   <w:p>
     <w:pPr>
       <w:tabs>
@@ -1540,7 +1666,7 @@
 </file>
 
 <file path=word/footnotes.xml><?xml version="1.0" encoding="utf-8"?>
-<w:footnotes xmlns:wpc="http://schemas.microsoft.com/office/word/2010/wordprocessingCanvas" xmlns:cx="http://schemas.microsoft.com/office/drawing/2014/chartex" xmlns:cx1="http://schemas.microsoft.com/office/drawing/2015/9/8/chartex" xmlns:cx2="http://schemas.microsoft.com/office/drawing/2015/10/21/chartex" xmlns:cx3="http://schemas.microsoft.com/office/drawing/2016/5/9/chartex" xmlns:cx4="http://schemas.microsoft.com/office/drawing/2016/5/10/chartex" xmlns:cx5="http://schemas.microsoft.com/office/drawing/2016/5/11/chartex" xmlns:cx6="http://schemas.microsoft.com/office/drawing/2016/5/12/chartex" xmlns:cx7="http://schemas.microsoft.com/office/drawing/2016/5/13/chartex" xmlns:cx8="http://schemas.microsoft.com/office/drawing/2016/5/14/chartex" xmlns:mc="http://schemas.openxmlformats.org/markup-compatibility/2006" xmlns:aink="http://schemas.microsoft.com/office/drawing/2016/ink" xmlns:am3d="http://schemas.microsoft.com/office/drawing/2017/model3d" xmlns:o="urn:schemas-microsoft-com:office:office" xmlns:oel="http://schemas.microsoft.com/office/2019/extlst" xmlns:r="http://schemas.openxmlformats.org/officeDocument/2006/relationships" xmlns:m="http://schemas.openxmlformats.org/officeDocument/2006/math" xmlns:v="urn:schemas-microsoft-com:vml" xmlns:wp14="http://schemas.microsoft.com/office/word/2010/wordprocessingDrawing" xmlns:wp="http://schemas.openxmlformats.org/drawingml/2006/wordprocessingDrawing" xmlns:w10="urn:schemas-microsoft-com:office:word" xmlns:w="http://schemas.openxmlformats.org/wordprocessingml/2006/main" xmlns:w14="http://schemas.microsoft.com/office/word/2010/wordml" xmlns:w15="http://schemas.microsoft.com/office/word/2012/wordml" xmlns:w16cex="http://schemas.microsoft.com/office/word/2018/wordml/cex" xmlns:w16cid="http://schemas.microsoft.com/office/word/2016/wordml/cid" xmlns:w16="http://schemas.microsoft.com/office/word/2018/wordml" xmlns:w16du="http://schemas.microsoft.com/office/word/2023/wordml/word16du" xmlns:w16sdtdh="http://schemas.microsoft.com/office/word/2020/wordml/sdtdatahash" xmlns:w16sdtfl="http://schemas.microsoft.com/office/word/2024/wordml/sdtformatlock" xmlns:w16se="http://schemas.microsoft.com/office/word/2015/wordml/symex" xmlns:wpg="http://schemas.microsoft.com/office/word/2010/wordprocessingGroup" xmlns:wpi="http://schemas.microsoft.com/office/word/2010/wordprocessingInk" xmlns:wne="http://schemas.microsoft.com/office/word/2006/wordml" xmlns:wps="http://schemas.microsoft.com/office/word/2010/wordprocessingShape" mc:Ignorable="w14 w15 w16se w16cid w16 w16cex w16sdtdh w16sdtfl w16du wp14">
+<w:footnotes xmlns:wpc="http://schemas.microsoft.com/office/word/2010/wordprocessingCanvas" xmlns:cx="http://schemas.microsoft.com/office/drawing/2014/chartex" xmlns:cx1="http://schemas.microsoft.com/office/drawing/2015/9/8/chartex" xmlns:cx2="http://schemas.microsoft.com/office/drawing/2015/10/21/chartex" xmlns:cx3="http://schemas.microsoft.com/office/drawing/2016/5/9/chartex" xmlns:cx4="http://schemas.microsoft.com/office/drawing/2016/5/10/chartex" xmlns:cx5="http://schemas.microsoft.com/office/drawing/2016/5/11/chartex" xmlns:cx6="http://schemas.microsoft.com/office/drawing/2016/5/12/chartex" xmlns:cx7="http://schemas.microsoft.com/office/drawing/2016/5/13/chartex" xmlns:cx8="http://schemas.microsoft.com/office/drawing/2016/5/14/chartex" xmlns:mc="http://schemas.openxmlformats.org/markup-compatibility/2006" xmlns:aink="http://schemas.microsoft.com/office/drawing/2016/ink" xmlns:am3d="http://schemas.microsoft.com/office/drawing/2017/model3d" xmlns:o="urn:schemas-microsoft-com:office:office" xmlns:oel="http://schemas.microsoft.com/office/2019/extlst" xmlns:r="http://schemas.openxmlformats.org/officeDocument/2006/relationships" xmlns:m="http://schemas.openxmlformats.org/officeDocument/2006/math" xmlns:v="urn:schemas-microsoft-com:vml" xmlns:wp14="http://schemas.microsoft.com/office/word/2010/wordprocessingDrawing" xmlns:wp="http://schemas.openxmlformats.org/drawingml/2006/wordprocessingDrawing" xmlns:w10="urn:schemas-microsoft-com:office:word" xmlns:w="http://schemas.openxmlformats.org/wordprocessingml/2006/main" xmlns:w14="http://schemas.microsoft.com/office/word/2010/wordml" xmlns:w15="http://schemas.microsoft.com/office/word/2012/wordml" xmlns:w16cei="http://schemas.microsoft.com/office/word/2026/wordml/cei" xmlns:w16cex="http://schemas.microsoft.com/office/word/2018/wordml/cex" xmlns:w16cid="http://schemas.microsoft.com/office/word/2016/wordml/cid" xmlns:w16="http://schemas.microsoft.com/office/word/2018/wordml" xmlns:w16du="http://schemas.microsoft.com/office/word/2023/wordml/word16du" xmlns:w16sdtdh="http://schemas.microsoft.com/office/word/2020/wordml/sdtdatahash" xmlns:w16sdtfl="http://schemas.microsoft.com/office/word/2024/wordml/sdtformatlock" xmlns:w16se="http://schemas.microsoft.com/office/word/2015/wordml/symex" xmlns:wpg="http://schemas.microsoft.com/office/word/2010/wordprocessingGroup" xmlns:wpi="http://schemas.microsoft.com/office/word/2010/wordprocessingInk" xmlns:wne="http://schemas.microsoft.com/office/word/2006/wordml" xmlns:wps="http://schemas.microsoft.com/office/word/2010/wordprocessingShape" mc:Ignorable="w14 w15 w16se w16cid w16 w16cex w16sdtdh w16sdtfl w16du wp14">
   <w:footnote w:type="separator" w:id="-1">
     <w:p>
       <w:pPr>
@@ -1565,7 +1691,7 @@
 </file>
 
 <file path=word/header1.xml><?xml version="1.0" encoding="utf-8"?>
-<w:hdr xmlns:wpc="http://schemas.microsoft.com/office/word/2010/wordprocessingCanvas" xmlns:cx="http://schemas.microsoft.com/office/drawing/2014/chartex" xmlns:cx1="http://schemas.microsoft.com/office/drawing/2015/9/8/chartex" xmlns:cx2="http://schemas.microsoft.com/office/drawing/2015/10/21/chartex" xmlns:cx3="http://schemas.microsoft.com/office/drawing/2016/5/9/chartex" xmlns:cx4="http://schemas.microsoft.com/office/drawing/2016/5/10/chartex" xmlns:cx5="http://schemas.microsoft.com/office/drawing/2016/5/11/chartex" xmlns:cx6="http://schemas.microsoft.com/office/drawing/2016/5/12/chartex" xmlns:cx7="http://schemas.microsoft.com/office/drawing/2016/5/13/chartex" xmlns:cx8="http://schemas.microsoft.com/office/drawing/2016/5/14/chartex" xmlns:mc="http://schemas.openxmlformats.org/markup-compatibility/2006" xmlns:aink="http://schemas.microsoft.com/office/drawing/2016/ink" xmlns:am3d="http://schemas.microsoft.com/office/drawing/2017/model3d" xmlns:o="urn:schemas-microsoft-com:office:office" xmlns:oel="http://schemas.microsoft.com/office/2019/extlst" xmlns:r="http://schemas.openxmlformats.org/officeDocument/2006/relationships" xmlns:m="http://schemas.openxmlformats.org/officeDocument/2006/math" xmlns:v="urn:schemas-microsoft-com:vml" xmlns:wp14="http://schemas.microsoft.com/office/word/2010/wordprocessingDrawing" xmlns:wp="http://schemas.openxmlformats.org/drawingml/2006/wordprocessingDrawing" xmlns:w10="urn:schemas-microsoft-com:office:word" xmlns:w="http://schemas.openxmlformats.org/wordprocessingml/2006/main" xmlns:w14="http://schemas.microsoft.com/office/word/2010/wordml" xmlns:w15="http://schemas.microsoft.com/office/word/2012/wordml" xmlns:w16cex="http://schemas.microsoft.com/office/word/2018/wordml/cex" xmlns:w16cid="http://schemas.microsoft.com/office/word/2016/wordml/cid" xmlns:w16="http://schemas.microsoft.com/office/word/2018/wordml" xmlns:w16du="http://schemas.microsoft.com/office/word/2023/wordml/word16du" xmlns:w16sdtdh="http://schemas.microsoft.com/office/word/2020/wordml/sdtdatahash" xmlns:w16sdtfl="http://schemas.microsoft.com/office/word/2024/wordml/sdtformatlock" xmlns:w16se="http://schemas.microsoft.com/office/word/2015/wordml/symex" xmlns:wpg="http://schemas.microsoft.com/office/word/2010/wordprocessingGroup" xmlns:wpi="http://schemas.microsoft.com/office/word/2010/wordprocessingInk" xmlns:wne="http://schemas.microsoft.com/office/word/2006/wordml" xmlns:wps="http://schemas.microsoft.com/office/word/2010/wordprocessingShape" mc:Ignorable="w14 w15 w16se w16cid w16 w16cex w16sdtdh w16sdtfl w16du wp14">
+<w:hdr xmlns:wpc="http://schemas.microsoft.com/office/word/2010/wordprocessingCanvas" xmlns:cx="http://schemas.microsoft.com/office/drawing/2014/chartex" xmlns:cx1="http://schemas.microsoft.com/office/drawing/2015/9/8/chartex" xmlns:cx2="http://schemas.microsoft.com/office/drawing/2015/10/21/chartex" xmlns:cx3="http://schemas.microsoft.com/office/drawing/2016/5/9/chartex" xmlns:cx4="http://schemas.microsoft.com/office/drawing/2016/5/10/chartex" xmlns:cx5="http://schemas.microsoft.com/office/drawing/2016/5/11/chartex" xmlns:cx6="http://schemas.microsoft.com/office/drawing/2016/5/12/chartex" xmlns:cx7="http://schemas.microsoft.com/office/drawing/2016/5/13/chartex" xmlns:cx8="http://schemas.microsoft.com/office/drawing/2016/5/14/chartex" xmlns:mc="http://schemas.openxmlformats.org/markup-compatibility/2006" xmlns:aink="http://schemas.microsoft.com/office/drawing/2016/ink" xmlns:am3d="http://schemas.microsoft.com/office/drawing/2017/model3d" xmlns:o="urn:schemas-microsoft-com:office:office" xmlns:oel="http://schemas.microsoft.com/office/2019/extlst" xmlns:r="http://schemas.openxmlformats.org/officeDocument/2006/relationships" xmlns:m="http://schemas.openxmlformats.org/officeDocument/2006/math" xmlns:v="urn:schemas-microsoft-com:vml" xmlns:wp14="http://schemas.microsoft.com/office/word/2010/wordprocessingDrawing" xmlns:wp="http://schemas.openxmlformats.org/drawingml/2006/wordprocessingDrawing" xmlns:w10="urn:schemas-microsoft-com:office:word" xmlns:w="http://schemas.openxmlformats.org/wordprocessingml/2006/main" xmlns:w14="http://schemas.microsoft.com/office/word/2010/wordml" xmlns:w15="http://schemas.microsoft.com/office/word/2012/wordml" xmlns:w16cei="http://schemas.microsoft.com/office/word/2026/wordml/cei" xmlns:w16cex="http://schemas.microsoft.com/office/word/2018/wordml/cex" xmlns:w16cid="http://schemas.microsoft.com/office/word/2016/wordml/cid" xmlns:w16="http://schemas.microsoft.com/office/word/2018/wordml" xmlns:w16du="http://schemas.microsoft.com/office/word/2023/wordml/word16du" xmlns:w16sdtdh="http://schemas.microsoft.com/office/word/2020/wordml/sdtdatahash" xmlns:w16sdtfl="http://schemas.microsoft.com/office/word/2024/wordml/sdtformatlock" xmlns:w16se="http://schemas.microsoft.com/office/word/2015/wordml/symex" xmlns:wpg="http://schemas.microsoft.com/office/word/2010/wordprocessingGroup" xmlns:wpi="http://schemas.microsoft.com/office/word/2010/wordprocessingInk" xmlns:wne="http://schemas.microsoft.com/office/word/2006/wordml" xmlns:wps="http://schemas.microsoft.com/office/word/2010/wordprocessingShape" mc:Ignorable="w14 w15 w16se w16cid w16 w16cex w16sdtdh w16sdtfl w16du wp14">
   <w:p>
     <w:pPr>
       <w:pStyle w:val="Header"/>
@@ -1627,7 +1753,7 @@
 </file>
 
 <file path=word/numbering.xml><?xml version="1.0" encoding="utf-8"?>
-<w:numbering xmlns:wpc="http://schemas.microsoft.com/office/word/2010/wordprocessingCanvas" xmlns:cx="http://schemas.microsoft.com/office/drawing/2014/chartex" xmlns:cx1="http://schemas.microsoft.com/office/drawing/2015/9/8/chartex" xmlns:cx2="http://schemas.microsoft.com/office/drawing/2015/10/21/chartex" xmlns:cx3="http://schemas.microsoft.com/office/drawing/2016/5/9/chartex" xmlns:cx4="http://schemas.microsoft.com/office/drawing/2016/5/10/chartex" xmlns:cx5="http://schemas.microsoft.com/office/drawing/2016/5/11/chartex" xmlns:cx6="http://schemas.microsoft.com/office/drawing/2016/5/12/chartex" xmlns:cx7="http://schemas.microsoft.com/office/drawing/2016/5/13/chartex" xmlns:cx8="http://schemas.microsoft.com/office/drawing/2016/5/14/chartex" xmlns:mc="http://schemas.openxmlformats.org/markup-compatibility/2006" xmlns:aink="http://schemas.microsoft.com/office/drawing/2016/ink" xmlns:am3d="http://schemas.microsoft.com/office/drawing/2017/model3d" xmlns:o="urn:schemas-microsoft-com:office:office" xmlns:oel="http://schemas.microsoft.com/office/2019/extlst" xmlns:r="http://schemas.openxmlformats.org/officeDocument/2006/relationships" xmlns:m="http://schemas.openxmlformats.org/officeDocument/2006/math" xmlns:v="urn:schemas-microsoft-com:vml" xmlns:wp14="http://schemas.microsoft.com/office/word/2010/wordprocessingDrawing" xmlns:wp="http://schemas.openxmlformats.org/drawingml/2006/wordprocessingDrawing" xmlns:w10="urn:schemas-microsoft-com:office:word" xmlns:w="http://schemas.openxmlformats.org/wordprocessingml/2006/main" xmlns:w14="http://schemas.microsoft.com/office/word/2010/wordml" xmlns:w15="http://schemas.microsoft.com/office/word/2012/wordml" xmlns:w16cex="http://schemas.microsoft.com/office/word/2018/wordml/cex" xmlns:w16cid="http://schemas.microsoft.com/office/word/2016/wordml/cid" xmlns:w16="http://schemas.microsoft.com/office/word/2018/wordml" xmlns:w16du="http://schemas.microsoft.com/office/word/2023/wordml/word16du" xmlns:w16sdtdh="http://schemas.microsoft.com/office/word/2020/wordml/sdtdatahash" xmlns:w16sdtfl="http://schemas.microsoft.com/office/word/2024/wordml/sdtformatlock" xmlns:w16se="http://schemas.microsoft.com/office/word/2015/wordml/symex" xmlns:wpg="http://schemas.microsoft.com/office/word/2010/wordprocessingGroup" xmlns:wpi="http://schemas.microsoft.com/office/word/2010/wordprocessingInk" xmlns:wne="http://schemas.microsoft.com/office/word/2006/wordml" xmlns:wps="http://schemas.microsoft.com/office/word/2010/wordprocessingShape" mc:Ignorable="w14 w15 w16se w16cid w16 w16cex w16sdtdh w16sdtfl w16du wp14">
+<w:numbering xmlns:wpc="http://schemas.microsoft.com/office/word/2010/wordprocessingCanvas" xmlns:cx="http://schemas.microsoft.com/office/drawing/2014/chartex" xmlns:cx1="http://schemas.microsoft.com/office/drawing/2015/9/8/chartex" xmlns:cx2="http://schemas.microsoft.com/office/drawing/2015/10/21/chartex" xmlns:cx3="http://schemas.microsoft.com/office/drawing/2016/5/9/chartex" xmlns:cx4="http://schemas.microsoft.com/office/drawing/2016/5/10/chartex" xmlns:cx5="http://schemas.microsoft.com/office/drawing/2016/5/11/chartex" xmlns:cx6="http://schemas.microsoft.com/office/drawing/2016/5/12/chartex" xmlns:cx7="http://schemas.microsoft.com/office/drawing/2016/5/13/chartex" xmlns:cx8="http://schemas.microsoft.com/office/drawing/2016/5/14/chartex" xmlns:mc="http://schemas.openxmlformats.org/markup-compatibility/2006" xmlns:aink="http://schemas.microsoft.com/office/drawing/2016/ink" xmlns:am3d="http://schemas.microsoft.com/office/drawing/2017/model3d" xmlns:o="urn:schemas-microsoft-com:office:office" xmlns:oel="http://schemas.microsoft.com/office/2019/extlst" xmlns:r="http://schemas.openxmlformats.org/officeDocument/2006/relationships" xmlns:m="http://schemas.openxmlformats.org/officeDocument/2006/math" xmlns:v="urn:schemas-microsoft-com:vml" xmlns:wp14="http://schemas.microsoft.com/office/word/2010/wordprocessingDrawing" xmlns:wp="http://schemas.openxmlformats.org/drawingml/2006/wordprocessingDrawing" xmlns:w10="urn:schemas-microsoft-com:office:word" xmlns:w="http://schemas.openxmlformats.org/wordprocessingml/2006/main" xmlns:w14="http://schemas.microsoft.com/office/word/2010/wordml" xmlns:w15="http://schemas.microsoft.com/office/word/2012/wordml" xmlns:w16cei="http://schemas.microsoft.com/office/word/2026/wordml/cei" xmlns:w16cex="http://schemas.microsoft.com/office/word/2018/wordml/cex" xmlns:w16cid="http://schemas.microsoft.com/office/word/2016/wordml/cid" xmlns:w16="http://schemas.microsoft.com/office/word/2018/wordml" xmlns:w16du="http://schemas.microsoft.com/office/word/2023/wordml/word16du" xmlns:w16sdtdh="http://schemas.microsoft.com/office/word/2020/wordml/sdtdatahash" xmlns:w16sdtfl="http://schemas.microsoft.com/office/word/2024/wordml/sdtformatlock" xmlns:w16se="http://schemas.microsoft.com/office/word/2015/wordml/symex" xmlns:wpg="http://schemas.microsoft.com/office/word/2010/wordprocessingGroup" xmlns:wpi="http://schemas.microsoft.com/office/word/2010/wordprocessingInk" xmlns:wne="http://schemas.microsoft.com/office/word/2006/wordml" xmlns:wps="http://schemas.microsoft.com/office/word/2010/wordprocessingShape" mc:Ignorable="w14 w15 w16se w16cid w16 w16cex w16sdtdh w16sdtfl w16du wp14">
   <w:abstractNum w:abstractNumId="0" w15:restartNumberingAfterBreak="0">
     <w:nsid w:val="221B2FF2"/>
     <w:multiLevelType w:val="hybridMultilevel"/>
